--- a/documents/diplomatic/021/transcription.docx
+++ b/documents/diplomatic/021/transcription.docx
@@ -88,25 +88,25 @@
         <w:jc w:val="left"/>
         <w:rPr>
           <w:rFonts w:ascii="Times New Roman" w:cs="Times New Roman" w:eastAsia="Times New Roman" w:hAnsi="Times New Roman"/>
-          <w:b w:val="0"/>
-          <w:bCs w:val="0"/>
-          <w:i w:val="0"/>
-          <w:iCs w:val="0"/>
-          <w:smallCaps w:val="0"/>
-          <w:strike w:val="0"/>
-          <w:color w:val="000000"/>
-          <w:sz w:val="24"/>
-          <w:szCs w:val="24"/>
-          <w:u w:val="none"/>
-          <w:shd w:fill="auto" w:val="clear"/>
-          <w:vertAlign w:val="baseline"/>
-        </w:rPr>
-      </w:pPr>
-      <w:r>
-        <w:rPr>
-          <w:rFonts w:ascii="Times New Roman" w:cs="Times New Roman" w:eastAsia="Times New Roman" w:hAnsi="Times New Roman"/>
-          <w:b w:val="0"/>
-          <w:bCs w:val="0"/>
+          <w:b w:val="1"/>
+          <w:bCs w:val="1"/>
+          <w:i w:val="0"/>
+          <w:iCs w:val="0"/>
+          <w:smallCaps w:val="0"/>
+          <w:strike w:val="0"/>
+          <w:color w:val="000000"/>
+          <w:sz w:val="24"/>
+          <w:szCs w:val="24"/>
+          <w:u w:val="none"/>
+          <w:shd w:fill="auto" w:val="clear"/>
+          <w:vertAlign w:val="baseline"/>
+        </w:rPr>
+      </w:pPr>
+      <w:r>
+        <w:rPr>
+          <w:rFonts w:ascii="Times New Roman" w:cs="Times New Roman" w:eastAsia="Times New Roman" w:hAnsi="Times New Roman"/>
+          <w:b w:val="1"/>
+          <w:bCs w:val="1"/>
           <w:i w:val="0"/>
           <w:iCs w:val="0"/>
           <w:smallCaps w:val="0"/>
@@ -124,6 +124,8 @@
       <w:r>
         <w:rPr>
           <w:rFonts w:ascii="Times New Roman" w:cs="Times New Roman" w:eastAsia="Times New Roman" w:hAnsi="Times New Roman"/>
+          <w:b w:val="1"/>
+          <w:bCs w:val="1"/>
           <w:rtl w:val="0"/>
         </w:rPr>
         <w:t xml:space="preserve">Spadafora</w:t>
@@ -131,8 +133,8 @@
       <w:r>
         <w:rPr>
           <w:rFonts w:ascii="Times New Roman" w:cs="Times New Roman" w:eastAsia="Times New Roman" w:hAnsi="Times New Roman"/>
-          <w:b w:val="0"/>
-          <w:bCs w:val="0"/>
+          <w:b w:val="1"/>
+          <w:bCs w:val="1"/>
           <w:i w:val="0"/>
           <w:iCs w:val="0"/>
           <w:smallCaps w:val="0"/>
@@ -167,25 +169,25 @@
         <w:jc w:val="left"/>
         <w:rPr>
           <w:rFonts w:ascii="Times New Roman" w:cs="Times New Roman" w:eastAsia="Times New Roman" w:hAnsi="Times New Roman"/>
-          <w:b w:val="0"/>
-          <w:bCs w:val="0"/>
-          <w:i w:val="0"/>
-          <w:iCs w:val="0"/>
-          <w:smallCaps w:val="0"/>
-          <w:strike w:val="0"/>
-          <w:color w:val="000000"/>
-          <w:sz w:val="24"/>
-          <w:szCs w:val="24"/>
-          <w:u w:val="none"/>
-          <w:shd w:fill="auto" w:val="clear"/>
-          <w:vertAlign w:val="baseline"/>
-        </w:rPr>
-      </w:pPr>
-      <w:r>
-        <w:rPr>
-          <w:rFonts w:ascii="Times New Roman" w:cs="Times New Roman" w:eastAsia="Times New Roman" w:hAnsi="Times New Roman"/>
-          <w:b w:val="0"/>
-          <w:bCs w:val="0"/>
+          <w:b w:val="1"/>
+          <w:bCs w:val="1"/>
+          <w:i w:val="0"/>
+          <w:iCs w:val="0"/>
+          <w:smallCaps w:val="0"/>
+          <w:strike w:val="0"/>
+          <w:color w:val="000000"/>
+          <w:sz w:val="24"/>
+          <w:szCs w:val="24"/>
+          <w:u w:val="none"/>
+          <w:shd w:fill="auto" w:val="clear"/>
+          <w:vertAlign w:val="baseline"/>
+        </w:rPr>
+      </w:pPr>
+      <w:r>
+        <w:rPr>
+          <w:rFonts w:ascii="Times New Roman" w:cs="Times New Roman" w:eastAsia="Times New Roman" w:hAnsi="Times New Roman"/>
+          <w:b w:val="1"/>
+          <w:bCs w:val="1"/>
           <w:i w:val="0"/>
           <w:iCs w:val="0"/>
           <w:smallCaps w:val="0"/>
@@ -238,25 +240,25 @@
         <w:jc w:val="left"/>
         <w:rPr>
           <w:rFonts w:ascii="Times New Roman" w:cs="Times New Roman" w:eastAsia="Times New Roman" w:hAnsi="Times New Roman"/>
-          <w:b w:val="0"/>
-          <w:bCs w:val="0"/>
-          <w:i w:val="0"/>
-          <w:iCs w:val="0"/>
-          <w:smallCaps w:val="0"/>
-          <w:strike w:val="0"/>
-          <w:color w:val="000000"/>
-          <w:sz w:val="24"/>
-          <w:szCs w:val="24"/>
-          <w:u w:val="none"/>
-          <w:shd w:fill="auto" w:val="clear"/>
-          <w:vertAlign w:val="baseline"/>
-        </w:rPr>
-      </w:pPr>
-      <w:r>
-        <w:rPr>
-          <w:rFonts w:ascii="Times New Roman" w:cs="Times New Roman" w:eastAsia="Times New Roman" w:hAnsi="Times New Roman"/>
-          <w:b w:val="0"/>
-          <w:bCs w:val="0"/>
+          <w:b w:val="1"/>
+          <w:bCs w:val="1"/>
+          <w:i w:val="0"/>
+          <w:iCs w:val="0"/>
+          <w:smallCaps w:val="0"/>
+          <w:strike w:val="0"/>
+          <w:color w:val="000000"/>
+          <w:sz w:val="24"/>
+          <w:szCs w:val="24"/>
+          <w:u w:val="none"/>
+          <w:shd w:fill="auto" w:val="clear"/>
+          <w:vertAlign w:val="baseline"/>
+        </w:rPr>
+      </w:pPr>
+      <w:r>
+        <w:rPr>
+          <w:rFonts w:ascii="Times New Roman" w:cs="Times New Roman" w:eastAsia="Times New Roman" w:hAnsi="Times New Roman"/>
+          <w:b w:val="1"/>
+          <w:bCs w:val="1"/>
           <w:i w:val="0"/>
           <w:iCs w:val="0"/>
           <w:smallCaps w:val="0"/>
@@ -880,64 +882,64 @@
         <w:jc w:val="left"/>
         <w:rPr>
           <w:rFonts w:ascii="Times New Roman" w:cs="Times New Roman" w:eastAsia="Times New Roman" w:hAnsi="Times New Roman"/>
-          <w:b w:val="0"/>
-          <w:bCs w:val="0"/>
-          <w:i w:val="0"/>
-          <w:iCs w:val="0"/>
-          <w:smallCaps w:val="0"/>
-          <w:strike w:val="0"/>
-          <w:color w:val="000000"/>
-          <w:sz w:val="24"/>
-          <w:szCs w:val="24"/>
-          <w:u w:val="none"/>
-          <w:shd w:fill="auto" w:val="clear"/>
-          <w:vertAlign w:val="baseline"/>
-        </w:rPr>
-      </w:pPr>
-      <w:r>
-        <w:rPr>
-          <w:rtl w:val="0"/>
-        </w:rPr>
-      </w:r>
-    </w:p>
-    <w:p>
-      <w:pPr>
-        <w:keepNext w:val="0"/>
-        <w:keepLines w:val="0"/>
-        <w:pageBreakBefore w:val="0"/>
-        <w:widowControl w:val="1"/>
-        <w:pBdr>
-          <w:top w:space="0" w:sz="0" w:val="nil"/>
-          <w:left w:space="0" w:sz="0" w:val="nil"/>
-          <w:bottom w:space="0" w:sz="0" w:val="nil"/>
-          <w:right w:space="0" w:sz="0" w:val="nil"/>
-          <w:between w:space="0" w:sz="0" w:val="nil"/>
-        </w:pBdr>
-        <w:shd w:fill="auto" w:val="clear"/>
-        <w:spacing w:after="160" w:before="0" w:line="240" w:lineRule="auto"/>
-        <w:ind w:left="0" w:right="0" w:firstLine="0"/>
-        <w:jc w:val="left"/>
-        <w:rPr>
-          <w:rFonts w:ascii="Times New Roman" w:cs="Times New Roman" w:eastAsia="Times New Roman" w:hAnsi="Times New Roman"/>
-          <w:b w:val="0"/>
-          <w:bCs w:val="0"/>
-          <w:i w:val="0"/>
-          <w:iCs w:val="0"/>
-          <w:smallCaps w:val="0"/>
-          <w:strike w:val="0"/>
-          <w:color w:val="000000"/>
-          <w:sz w:val="24"/>
-          <w:szCs w:val="24"/>
-          <w:u w:val="none"/>
-          <w:shd w:fill="auto" w:val="clear"/>
-          <w:vertAlign w:val="baseline"/>
-        </w:rPr>
-      </w:pPr>
-      <w:r>
-        <w:rPr>
-          <w:rFonts w:ascii="Times New Roman" w:cs="Times New Roman" w:eastAsia="Times New Roman" w:hAnsi="Times New Roman"/>
-          <w:b w:val="0"/>
-          <w:bCs w:val="0"/>
+          <w:b w:val="1"/>
+          <w:bCs w:val="1"/>
+          <w:i w:val="0"/>
+          <w:iCs w:val="0"/>
+          <w:smallCaps w:val="0"/>
+          <w:strike w:val="0"/>
+          <w:color w:val="000000"/>
+          <w:sz w:val="24"/>
+          <w:szCs w:val="24"/>
+          <w:u w:val="none"/>
+          <w:shd w:fill="auto" w:val="clear"/>
+          <w:vertAlign w:val="baseline"/>
+        </w:rPr>
+      </w:pPr>
+      <w:r>
+        <w:rPr>
+          <w:rtl w:val="0"/>
+        </w:rPr>
+      </w:r>
+    </w:p>
+    <w:p>
+      <w:pPr>
+        <w:keepNext w:val="0"/>
+        <w:keepLines w:val="0"/>
+        <w:pageBreakBefore w:val="0"/>
+        <w:widowControl w:val="1"/>
+        <w:pBdr>
+          <w:top w:space="0" w:sz="0" w:val="nil"/>
+          <w:left w:space="0" w:sz="0" w:val="nil"/>
+          <w:bottom w:space="0" w:sz="0" w:val="nil"/>
+          <w:right w:space="0" w:sz="0" w:val="nil"/>
+          <w:between w:space="0" w:sz="0" w:val="nil"/>
+        </w:pBdr>
+        <w:shd w:fill="auto" w:val="clear"/>
+        <w:spacing w:after="160" w:before="0" w:line="240" w:lineRule="auto"/>
+        <w:ind w:left="0" w:right="0" w:firstLine="0"/>
+        <w:jc w:val="left"/>
+        <w:rPr>
+          <w:rFonts w:ascii="Times New Roman" w:cs="Times New Roman" w:eastAsia="Times New Roman" w:hAnsi="Times New Roman"/>
+          <w:b w:val="1"/>
+          <w:bCs w:val="1"/>
+          <w:i w:val="0"/>
+          <w:iCs w:val="0"/>
+          <w:smallCaps w:val="0"/>
+          <w:strike w:val="0"/>
+          <w:color w:val="000000"/>
+          <w:sz w:val="24"/>
+          <w:szCs w:val="24"/>
+          <w:u w:val="none"/>
+          <w:shd w:fill="auto" w:val="clear"/>
+          <w:vertAlign w:val="baseline"/>
+        </w:rPr>
+      </w:pPr>
+      <w:r>
+        <w:rPr>
+          <w:rFonts w:ascii="Times New Roman" w:cs="Times New Roman" w:eastAsia="Times New Roman" w:hAnsi="Times New Roman"/>
+          <w:b w:val="1"/>
+          <w:bCs w:val="1"/>
           <w:i w:val="0"/>
           <w:iCs w:val="0"/>
           <w:smallCaps w:val="0"/>
@@ -972,25 +974,25 @@
         <w:jc w:val="left"/>
         <w:rPr>
           <w:rFonts w:ascii="Times New Roman" w:cs="Times New Roman" w:eastAsia="Times New Roman" w:hAnsi="Times New Roman"/>
-          <w:b w:val="0"/>
-          <w:bCs w:val="0"/>
-          <w:i w:val="0"/>
-          <w:iCs w:val="0"/>
-          <w:smallCaps w:val="0"/>
-          <w:strike w:val="0"/>
-          <w:color w:val="000000"/>
-          <w:sz w:val="24"/>
-          <w:szCs w:val="24"/>
-          <w:u w:val="none"/>
-          <w:shd w:fill="auto" w:val="clear"/>
-          <w:vertAlign w:val="baseline"/>
-        </w:rPr>
-      </w:pPr>
-      <w:r>
-        <w:rPr>
-          <w:rFonts w:ascii="Times New Roman" w:cs="Times New Roman" w:eastAsia="Times New Roman" w:hAnsi="Times New Roman"/>
-          <w:b w:val="0"/>
-          <w:bCs w:val="0"/>
+          <w:b w:val="1"/>
+          <w:bCs w:val="1"/>
+          <w:i w:val="0"/>
+          <w:iCs w:val="0"/>
+          <w:smallCaps w:val="0"/>
+          <w:strike w:val="0"/>
+          <w:color w:val="000000"/>
+          <w:sz w:val="24"/>
+          <w:szCs w:val="24"/>
+          <w:u w:val="none"/>
+          <w:shd w:fill="auto" w:val="clear"/>
+          <w:vertAlign w:val="baseline"/>
+        </w:rPr>
+      </w:pPr>
+      <w:r>
+        <w:rPr>
+          <w:rFonts w:ascii="Times New Roman" w:cs="Times New Roman" w:eastAsia="Times New Roman" w:hAnsi="Times New Roman"/>
+          <w:b w:val="1"/>
+          <w:bCs w:val="1"/>
           <w:i w:val="0"/>
           <w:iCs w:val="0"/>
           <w:smallCaps w:val="0"/>
@@ -1032,6 +1034,8 @@
       <w:r>
         <w:rPr>
           <w:rFonts w:ascii="Times New Roman" w:cs="Times New Roman" w:eastAsia="Times New Roman" w:hAnsi="Times New Roman"/>
+          <w:b w:val="1"/>
+          <w:bCs w:val="1"/>
           <w:rtl w:val="0"/>
         </w:rPr>
         <w:t xml:space="preserve">round</w:t>
@@ -1039,8 +1043,8 @@
       <w:r>
         <w:rPr>
           <w:rFonts w:ascii="Times New Roman" w:cs="Times New Roman" w:eastAsia="Times New Roman" w:hAnsi="Times New Roman"/>
-          <w:b w:val="0"/>
-          <w:bCs w:val="0"/>
+          <w:b w:val="1"/>
+          <w:bCs w:val="1"/>
           <w:i w:val="0"/>
           <w:iCs w:val="0"/>
           <w:smallCaps w:val="0"/>
@@ -1078,25 +1082,25 @@
         <w:jc w:val="left"/>
         <w:rPr>
           <w:rFonts w:ascii="Times New Roman" w:cs="Times New Roman" w:eastAsia="Times New Roman" w:hAnsi="Times New Roman"/>
-          <w:b w:val="0"/>
-          <w:bCs w:val="0"/>
-          <w:i w:val="0"/>
-          <w:iCs w:val="0"/>
-          <w:smallCaps w:val="0"/>
-          <w:strike w:val="0"/>
-          <w:color w:val="000000"/>
-          <w:sz w:val="24"/>
-          <w:szCs w:val="24"/>
-          <w:u w:val="none"/>
-          <w:shd w:fill="auto" w:val="clear"/>
-          <w:vertAlign w:val="baseline"/>
-        </w:rPr>
-      </w:pPr>
-      <w:r>
-        <w:rPr>
-          <w:rFonts w:ascii="Times New Roman" w:cs="Times New Roman" w:eastAsia="Times New Roman" w:hAnsi="Times New Roman"/>
-          <w:b w:val="0"/>
-          <w:bCs w:val="0"/>
+          <w:b w:val="1"/>
+          <w:bCs w:val="1"/>
+          <w:i w:val="0"/>
+          <w:iCs w:val="0"/>
+          <w:smallCaps w:val="0"/>
+          <w:strike w:val="0"/>
+          <w:color w:val="000000"/>
+          <w:sz w:val="24"/>
+          <w:szCs w:val="24"/>
+          <w:u w:val="none"/>
+          <w:shd w:fill="auto" w:val="clear"/>
+          <w:vertAlign w:val="baseline"/>
+        </w:rPr>
+      </w:pPr>
+      <w:r>
+        <w:rPr>
+          <w:rFonts w:ascii="Times New Roman" w:cs="Times New Roman" w:eastAsia="Times New Roman" w:hAnsi="Times New Roman"/>
+          <w:b w:val="1"/>
+          <w:bCs w:val="1"/>
           <w:i w:val="0"/>
           <w:iCs w:val="0"/>
           <w:smallCaps w:val="0"/>
@@ -1535,25 +1539,25 @@
         <w:jc w:val="left"/>
         <w:rPr>
           <w:rFonts w:ascii="Times New Roman" w:cs="Times New Roman" w:eastAsia="Times New Roman" w:hAnsi="Times New Roman"/>
-          <w:b w:val="0"/>
-          <w:bCs w:val="0"/>
-          <w:i w:val="0"/>
-          <w:iCs w:val="0"/>
-          <w:smallCaps w:val="0"/>
-          <w:strike w:val="0"/>
-          <w:color w:val="000000"/>
-          <w:sz w:val="24"/>
-          <w:szCs w:val="24"/>
-          <w:u w:val="none"/>
-          <w:shd w:fill="auto" w:val="clear"/>
-          <w:vertAlign w:val="baseline"/>
-        </w:rPr>
-      </w:pPr>
-      <w:r>
-        <w:rPr>
-          <w:rFonts w:ascii="Times New Roman" w:cs="Times New Roman" w:eastAsia="Times New Roman" w:hAnsi="Times New Roman"/>
-          <w:b w:val="0"/>
-          <w:bCs w:val="0"/>
+          <w:b w:val="1"/>
+          <w:bCs w:val="1"/>
+          <w:i w:val="0"/>
+          <w:iCs w:val="0"/>
+          <w:smallCaps w:val="0"/>
+          <w:strike w:val="0"/>
+          <w:color w:val="000000"/>
+          <w:sz w:val="24"/>
+          <w:szCs w:val="24"/>
+          <w:u w:val="none"/>
+          <w:shd w:fill="auto" w:val="clear"/>
+          <w:vertAlign w:val="baseline"/>
+        </w:rPr>
+      </w:pPr>
+      <w:r>
+        <w:rPr>
+          <w:rFonts w:ascii="Times New Roman" w:cs="Times New Roman" w:eastAsia="Times New Roman" w:hAnsi="Times New Roman"/>
+          <w:b w:val="1"/>
+          <w:bCs w:val="1"/>
           <w:i w:val="0"/>
           <w:iCs w:val="0"/>
           <w:smallCaps w:val="0"/>
@@ -1590,25 +1594,25 @@
         <w:jc w:val="left"/>
         <w:rPr>
           <w:rFonts w:ascii="Times New Roman" w:cs="Times New Roman" w:eastAsia="Times New Roman" w:hAnsi="Times New Roman"/>
-          <w:b w:val="0"/>
-          <w:bCs w:val="0"/>
-          <w:i w:val="0"/>
-          <w:iCs w:val="0"/>
-          <w:smallCaps w:val="0"/>
-          <w:strike w:val="0"/>
-          <w:color w:val="000000"/>
-          <w:sz w:val="24"/>
-          <w:szCs w:val="24"/>
-          <w:u w:val="none"/>
-          <w:shd w:fill="auto" w:val="clear"/>
-          <w:vertAlign w:val="baseline"/>
-        </w:rPr>
-      </w:pPr>
-      <w:r>
-        <w:rPr>
-          <w:rFonts w:ascii="Times New Roman" w:cs="Times New Roman" w:eastAsia="Times New Roman" w:hAnsi="Times New Roman"/>
-          <w:b w:val="0"/>
-          <w:bCs w:val="0"/>
+          <w:b w:val="1"/>
+          <w:bCs w:val="1"/>
+          <w:i w:val="0"/>
+          <w:iCs w:val="0"/>
+          <w:smallCaps w:val="0"/>
+          <w:strike w:val="0"/>
+          <w:color w:val="000000"/>
+          <w:sz w:val="24"/>
+          <w:szCs w:val="24"/>
+          <w:u w:val="none"/>
+          <w:shd w:fill="auto" w:val="clear"/>
+          <w:vertAlign w:val="baseline"/>
+        </w:rPr>
+      </w:pPr>
+      <w:r>
+        <w:rPr>
+          <w:rFonts w:ascii="Times New Roman" w:cs="Times New Roman" w:eastAsia="Times New Roman" w:hAnsi="Times New Roman"/>
+          <w:b w:val="1"/>
+          <w:bCs w:val="1"/>
           <w:i w:val="0"/>
           <w:iCs w:val="0"/>
           <w:smallCaps w:val="0"/>
@@ -1643,25 +1647,25 @@
         <w:jc w:val="left"/>
         <w:rPr>
           <w:rFonts w:ascii="Times New Roman" w:cs="Times New Roman" w:eastAsia="Times New Roman" w:hAnsi="Times New Roman"/>
-          <w:b w:val="0"/>
-          <w:bCs w:val="0"/>
-          <w:i w:val="0"/>
-          <w:iCs w:val="0"/>
-          <w:smallCaps w:val="0"/>
-          <w:strike w:val="0"/>
-          <w:color w:val="000000"/>
-          <w:sz w:val="24"/>
-          <w:szCs w:val="24"/>
-          <w:u w:val="none"/>
-          <w:shd w:fill="auto" w:val="clear"/>
-          <w:vertAlign w:val="baseline"/>
-        </w:rPr>
-      </w:pPr>
-      <w:r>
-        <w:rPr>
-          <w:rFonts w:ascii="Times New Roman" w:cs="Times New Roman" w:eastAsia="Times New Roman" w:hAnsi="Times New Roman"/>
-          <w:b w:val="0"/>
-          <w:bCs w:val="0"/>
+          <w:b w:val="1"/>
+          <w:bCs w:val="1"/>
+          <w:i w:val="0"/>
+          <w:iCs w:val="0"/>
+          <w:smallCaps w:val="0"/>
+          <w:strike w:val="0"/>
+          <w:color w:val="000000"/>
+          <w:sz w:val="24"/>
+          <w:szCs w:val="24"/>
+          <w:u w:val="none"/>
+          <w:shd w:fill="auto" w:val="clear"/>
+          <w:vertAlign w:val="baseline"/>
+        </w:rPr>
+      </w:pPr>
+      <w:r>
+        <w:rPr>
+          <w:rFonts w:ascii="Times New Roman" w:cs="Times New Roman" w:eastAsia="Times New Roman" w:hAnsi="Times New Roman"/>
+          <w:b w:val="1"/>
+          <w:bCs w:val="1"/>
           <w:i w:val="0"/>
           <w:iCs w:val="0"/>
           <w:smallCaps w:val="0"/>
@@ -1698,25 +1702,25 @@
         <w:jc w:val="left"/>
         <w:rPr>
           <w:rFonts w:ascii="Times New Roman" w:cs="Times New Roman" w:eastAsia="Times New Roman" w:hAnsi="Times New Roman"/>
-          <w:b w:val="0"/>
-          <w:bCs w:val="0"/>
-          <w:i w:val="0"/>
-          <w:iCs w:val="0"/>
-          <w:smallCaps w:val="0"/>
-          <w:strike w:val="0"/>
-          <w:color w:val="000000"/>
-          <w:sz w:val="24"/>
-          <w:szCs w:val="24"/>
-          <w:u w:val="none"/>
-          <w:shd w:fill="auto" w:val="clear"/>
-          <w:vertAlign w:val="baseline"/>
-        </w:rPr>
-      </w:pPr>
-      <w:r>
-        <w:rPr>
-          <w:rFonts w:ascii="Times New Roman" w:cs="Times New Roman" w:eastAsia="Times New Roman" w:hAnsi="Times New Roman"/>
-          <w:b w:val="0"/>
-          <w:bCs w:val="0"/>
+          <w:b w:val="1"/>
+          <w:bCs w:val="1"/>
+          <w:i w:val="0"/>
+          <w:iCs w:val="0"/>
+          <w:smallCaps w:val="0"/>
+          <w:strike w:val="0"/>
+          <w:color w:val="000000"/>
+          <w:sz w:val="24"/>
+          <w:szCs w:val="24"/>
+          <w:u w:val="none"/>
+          <w:shd w:fill="auto" w:val="clear"/>
+          <w:vertAlign w:val="baseline"/>
+        </w:rPr>
+      </w:pPr>
+      <w:r>
+        <w:rPr>
+          <w:rFonts w:ascii="Times New Roman" w:cs="Times New Roman" w:eastAsia="Times New Roman" w:hAnsi="Times New Roman"/>
+          <w:b w:val="1"/>
+          <w:bCs w:val="1"/>
           <w:i w:val="0"/>
           <w:iCs w:val="0"/>
           <w:smallCaps w:val="0"/>
@@ -1736,6 +1740,8 @@
       <w:r>
         <w:rPr>
           <w:rFonts w:ascii="Times New Roman" w:cs="Times New Roman" w:eastAsia="Times New Roman" w:hAnsi="Times New Roman"/>
+          <w:b w:val="1"/>
+          <w:bCs w:val="1"/>
           <w:rtl w:val="0"/>
         </w:rPr>
         <w:t xml:space="preserve">Spadafora</w:t>
@@ -1743,8 +1749,8 @@
       <w:r>
         <w:rPr>
           <w:rFonts w:ascii="Times New Roman" w:cs="Times New Roman" w:eastAsia="Times New Roman" w:hAnsi="Times New Roman"/>
-          <w:b w:val="0"/>
-          <w:bCs w:val="0"/>
+          <w:b w:val="1"/>
+          <w:bCs w:val="1"/>
           <w:i w:val="0"/>
           <w:iCs w:val="0"/>
           <w:smallCaps w:val="0"/>
@@ -1779,25 +1785,25 @@
         <w:jc w:val="left"/>
         <w:rPr>
           <w:rFonts w:ascii="Times New Roman" w:cs="Times New Roman" w:eastAsia="Times New Roman" w:hAnsi="Times New Roman"/>
-          <w:b w:val="0"/>
-          <w:bCs w:val="0"/>
-          <w:i w:val="0"/>
-          <w:iCs w:val="0"/>
-          <w:smallCaps w:val="0"/>
-          <w:strike w:val="0"/>
-          <w:color w:val="000000"/>
-          <w:sz w:val="24"/>
-          <w:szCs w:val="24"/>
-          <w:u w:val="none"/>
-          <w:shd w:fill="auto" w:val="clear"/>
-          <w:vertAlign w:val="baseline"/>
-        </w:rPr>
-      </w:pPr>
-      <w:r>
-        <w:rPr>
-          <w:rFonts w:ascii="Times New Roman" w:cs="Times New Roman" w:eastAsia="Times New Roman" w:hAnsi="Times New Roman"/>
-          <w:b w:val="0"/>
-          <w:bCs w:val="0"/>
+          <w:b w:val="1"/>
+          <w:bCs w:val="1"/>
+          <w:i w:val="0"/>
+          <w:iCs w:val="0"/>
+          <w:smallCaps w:val="0"/>
+          <w:strike w:val="0"/>
+          <w:color w:val="000000"/>
+          <w:sz w:val="24"/>
+          <w:szCs w:val="24"/>
+          <w:u w:val="none"/>
+          <w:shd w:fill="auto" w:val="clear"/>
+          <w:vertAlign w:val="baseline"/>
+        </w:rPr>
+      </w:pPr>
+      <w:r>
+        <w:rPr>
+          <w:rFonts w:ascii="Times New Roman" w:cs="Times New Roman" w:eastAsia="Times New Roman" w:hAnsi="Times New Roman"/>
+          <w:b w:val="1"/>
+          <w:bCs w:val="1"/>
           <w:i w:val="0"/>
           <w:iCs w:val="0"/>
           <w:smallCaps w:val="0"/>
@@ -1832,25 +1838,25 @@
         <w:jc w:val="left"/>
         <w:rPr>
           <w:rFonts w:ascii="Times New Roman" w:cs="Times New Roman" w:eastAsia="Times New Roman" w:hAnsi="Times New Roman"/>
-          <w:b w:val="0"/>
-          <w:bCs w:val="0"/>
-          <w:i w:val="0"/>
-          <w:iCs w:val="0"/>
-          <w:smallCaps w:val="0"/>
-          <w:strike w:val="0"/>
-          <w:color w:val="000000"/>
-          <w:sz w:val="24"/>
-          <w:szCs w:val="24"/>
-          <w:u w:val="none"/>
-          <w:shd w:fill="auto" w:val="clear"/>
-          <w:vertAlign w:val="baseline"/>
-        </w:rPr>
-      </w:pPr>
-      <w:r>
-        <w:rPr>
-          <w:rFonts w:ascii="Times New Roman" w:cs="Times New Roman" w:eastAsia="Times New Roman" w:hAnsi="Times New Roman"/>
-          <w:b w:val="0"/>
-          <w:bCs w:val="0"/>
+          <w:b w:val="1"/>
+          <w:bCs w:val="1"/>
+          <w:i w:val="0"/>
+          <w:iCs w:val="0"/>
+          <w:smallCaps w:val="0"/>
+          <w:strike w:val="0"/>
+          <w:color w:val="000000"/>
+          <w:sz w:val="24"/>
+          <w:szCs w:val="24"/>
+          <w:u w:val="none"/>
+          <w:shd w:fill="auto" w:val="clear"/>
+          <w:vertAlign w:val="baseline"/>
+        </w:rPr>
+      </w:pPr>
+      <w:r>
+        <w:rPr>
+          <w:rFonts w:ascii="Times New Roman" w:cs="Times New Roman" w:eastAsia="Times New Roman" w:hAnsi="Times New Roman"/>
+          <w:b w:val="1"/>
+          <w:bCs w:val="1"/>
           <w:i w:val="0"/>
           <w:iCs w:val="0"/>
           <w:smallCaps w:val="0"/>
